--- a/Quotations/Kavita Goswami 20_22_Feb_2026 Barat/Quotation With Barat.docx
+++ b/Quotations/Kavita Goswami 20_22_Feb_2026 Barat/Quotation With Barat.docx
@@ -132,7 +132,6 @@
               </w:rPr>
               <w:t xml:space="preserve">  </w:t>
             </w:r>
-            <w:proofErr w:type="spellStart"/>
             <w:r>
               <w:rPr>
                 <w:rStyle w:val="IntenseEmphasis"/>
@@ -177,7 +176,28 @@
               </w:rPr>
               <w:t>rs</w:t>
             </w:r>
-            <w:proofErr w:type="spellEnd"/>
+            <w:r>
+              <w:rPr>
+                <w:rStyle w:val="IntenseEmphasis"/>
+                <w:rFonts w:asciiTheme="minorHAnsi" w:hAnsiTheme="minorHAnsi" w:cstheme="minorHAnsi"/>
+                <w:i w:val="0"/>
+                <w:iCs w:val="0"/>
+                <w:color w:val="000000" w:themeColor="text1"/>
+                <w:sz w:val="28"/>
+                <w:szCs w:val="28"/>
+                <w14:shadow w14:blurRad="38100" w14:dist="19050" w14:dir="2700000" w14:sx="100000" w14:sy="100000" w14:kx="0" w14:ky="0" w14:algn="tl">
+                  <w14:schemeClr w14:val="dk1">
+                    <w14:alpha w14:val="60000"/>
+                  </w14:schemeClr>
+                </w14:shadow>
+                <w14:textOutline w14:w="0" w14:cap="flat" w14:cmpd="sng" w14:algn="ctr">
+                  <w14:noFill/>
+                  <w14:prstDash w14:val="solid"/>
+                  <w14:round/>
+                </w14:textOutline>
+              </w:rPr>
+              <w:t>.</w:t>
+            </w:r>
             <w:r>
               <w:rPr>
                 <w:rStyle w:val="IntenseEmphasis"/>
@@ -795,7 +815,7 @@
       </w:tr>
       <w:tr>
         <w:trPr>
-          <w:trHeight w:val="998"/>
+          <w:trHeight w:val="716"/>
         </w:trPr>
         <w:tc>
           <w:tcPr>
@@ -843,233 +863,7 @@
           </w:p>
           <w:p>
             <w:pPr>
-              <w:rPr>
-                <w:rFonts w:cstheme="minorHAnsi"/>
-                <w:sz w:val="24"/>
-                <w:szCs w:val="24"/>
-              </w:rPr>
-            </w:pPr>
-          </w:p>
-          <w:p>
-            <w:pPr>
-              <w:pStyle w:val="ListParagraph"/>
-              <w:numPr>
-                <w:ilvl w:val="0"/>
-                <w:numId w:val="23"/>
-              </w:numPr>
-              <w:rPr>
-                <w:rFonts w:cstheme="minorHAnsi"/>
-                <w:sz w:val="24"/>
-                <w:szCs w:val="24"/>
-              </w:rPr>
-            </w:pPr>
-            <w:r>
-              <w:rPr>
-                <w:rFonts w:cstheme="minorHAnsi"/>
-                <w:sz w:val="24"/>
-                <w:szCs w:val="24"/>
-              </w:rPr>
-              <w:t>Bar On Wheels</w:t>
-            </w:r>
-          </w:p>
-          <w:p>
-            <w:pPr>
-              <w:rPr>
-                <w:rFonts w:cstheme="minorHAnsi"/>
-                <w:sz w:val="24"/>
-                <w:szCs w:val="24"/>
-              </w:rPr>
-            </w:pPr>
-          </w:p>
-          <w:p>
-            <w:pPr>
-              <w:pStyle w:val="ListParagraph"/>
-              <w:numPr>
-                <w:ilvl w:val="0"/>
-                <w:numId w:val="23"/>
-              </w:numPr>
-              <w:rPr>
-                <w:rFonts w:cstheme="minorHAnsi"/>
-                <w:sz w:val="24"/>
-                <w:szCs w:val="24"/>
-              </w:rPr>
-            </w:pPr>
-            <w:r>
-              <w:rPr>
-                <w:rFonts w:cstheme="minorHAnsi"/>
-                <w:sz w:val="24"/>
-                <w:szCs w:val="24"/>
-              </w:rPr>
-              <w:t>1</w:t>
-            </w:r>
-            <w:r>
-              <w:rPr>
-                <w:rFonts w:cstheme="minorHAnsi"/>
-                <w:sz w:val="24"/>
-                <w:szCs w:val="24"/>
-              </w:rPr>
-              <w:t>0</w:t>
-            </w:r>
-            <w:r>
-              <w:rPr>
-                <w:rFonts w:cstheme="minorHAnsi"/>
-                <w:sz w:val="24"/>
-                <w:szCs w:val="24"/>
-              </w:rPr>
-              <w:t xml:space="preserve"> </w:t>
-            </w:r>
-            <w:proofErr w:type="spellStart"/>
-            <w:r>
-              <w:rPr>
-                <w:rFonts w:cstheme="minorHAnsi"/>
-                <w:sz w:val="24"/>
-                <w:szCs w:val="24"/>
-              </w:rPr>
-              <w:t>Chattar</w:t>
-            </w:r>
-            <w:proofErr w:type="spellEnd"/>
-            <w:r>
-              <w:rPr>
-                <w:rFonts w:cstheme="minorHAnsi"/>
-                <w:sz w:val="24"/>
-                <w:szCs w:val="24"/>
-              </w:rPr>
-              <w:t xml:space="preserve"> Boys</w:t>
-            </w:r>
-          </w:p>
-          <w:p>
-            <w:pPr>
-              <w:rPr>
-                <w:rFonts w:cstheme="minorHAnsi"/>
-                <w:sz w:val="24"/>
-                <w:szCs w:val="24"/>
-              </w:rPr>
-            </w:pPr>
-          </w:p>
-          <w:p>
-            <w:pPr>
-              <w:pStyle w:val="ListParagraph"/>
-              <w:numPr>
-                <w:ilvl w:val="0"/>
-                <w:numId w:val="23"/>
-              </w:numPr>
-              <w:rPr>
-                <w:rFonts w:cstheme="minorHAnsi"/>
-                <w:sz w:val="24"/>
-                <w:szCs w:val="24"/>
-              </w:rPr>
-            </w:pPr>
-            <w:r>
-              <w:rPr>
-                <w:rFonts w:cstheme="minorHAnsi"/>
-                <w:sz w:val="24"/>
-                <w:szCs w:val="24"/>
-              </w:rPr>
-              <w:t>Vintage</w:t>
-            </w:r>
-            <w:r>
-              <w:rPr>
-                <w:rFonts w:cstheme="minorHAnsi"/>
-                <w:sz w:val="24"/>
-                <w:szCs w:val="24"/>
-              </w:rPr>
-              <w:t xml:space="preserve"> Car</w:t>
-            </w:r>
-            <w:r>
-              <w:rPr>
-                <w:rFonts w:cstheme="minorHAnsi"/>
-                <w:sz w:val="24"/>
-                <w:szCs w:val="24"/>
-              </w:rPr>
-              <w:t xml:space="preserve"> </w:t>
-            </w:r>
-            <w:proofErr w:type="gramStart"/>
-            <w:r>
-              <w:rPr>
-                <w:rFonts w:cstheme="minorHAnsi"/>
-                <w:sz w:val="24"/>
-                <w:szCs w:val="24"/>
-              </w:rPr>
-              <w:t>With</w:t>
-            </w:r>
-            <w:proofErr w:type="gramEnd"/>
-            <w:r>
-              <w:rPr>
-                <w:rFonts w:cstheme="minorHAnsi"/>
-                <w:sz w:val="24"/>
-                <w:szCs w:val="24"/>
-              </w:rPr>
-              <w:t xml:space="preserve"> Umbrella for Groom</w:t>
-            </w:r>
-          </w:p>
-          <w:p>
-            <w:pPr>
-              <w:pStyle w:val="ListParagraph"/>
-              <w:rPr>
-                <w:rFonts w:cstheme="minorHAnsi"/>
-                <w:sz w:val="24"/>
-                <w:szCs w:val="24"/>
-              </w:rPr>
-            </w:pPr>
-          </w:p>
-          <w:p>
-            <w:pPr>
-              <w:pStyle w:val="ListParagraph"/>
-              <w:numPr>
-                <w:ilvl w:val="0"/>
-                <w:numId w:val="23"/>
-              </w:numPr>
-              <w:rPr>
-                <w:rFonts w:cstheme="minorHAnsi"/>
-                <w:sz w:val="24"/>
-                <w:szCs w:val="24"/>
-              </w:rPr>
-            </w:pPr>
-            <w:r>
-              <w:rPr>
-                <w:rFonts w:cstheme="minorHAnsi"/>
-                <w:sz w:val="24"/>
-                <w:szCs w:val="24"/>
-              </w:rPr>
-              <w:t xml:space="preserve">Professional </w:t>
-            </w:r>
-            <w:proofErr w:type="spellStart"/>
-            <w:r>
-              <w:rPr>
-                <w:rFonts w:cstheme="minorHAnsi"/>
-                <w:sz w:val="24"/>
-                <w:szCs w:val="24"/>
-              </w:rPr>
-              <w:t>Dholies</w:t>
-            </w:r>
-            <w:proofErr w:type="spellEnd"/>
-            <w:r>
-              <w:rPr>
-                <w:rFonts w:cstheme="minorHAnsi"/>
-                <w:sz w:val="24"/>
-                <w:szCs w:val="24"/>
-              </w:rPr>
-              <w:t xml:space="preserve"> Team (</w:t>
-            </w:r>
-            <w:r>
-              <w:rPr>
-                <w:rFonts w:cstheme="minorHAnsi"/>
-                <w:sz w:val="24"/>
-                <w:szCs w:val="24"/>
-              </w:rPr>
-              <w:t>4</w:t>
-            </w:r>
-            <w:r>
-              <w:rPr>
-                <w:rFonts w:cstheme="minorHAnsi"/>
-                <w:sz w:val="24"/>
-                <w:szCs w:val="24"/>
-              </w:rPr>
-              <w:t>)</w:t>
-            </w:r>
-          </w:p>
-          <w:p>
-            <w:pPr>
+              <w:ind w:left="360"/>
               <w:rPr>
                 <w:rFonts w:cstheme="minorHAnsi"/>
                 <w:sz w:val="24"/>
@@ -1111,7 +905,77 @@
                 <w:szCs w:val="24"/>
               </w:rPr>
             </w:pPr>
+            <w:r>
+              <w:rPr>
+                <w:rFonts w:cstheme="minorHAnsi"/>
+                <w:sz w:val="24"/>
+                <w:szCs w:val="24"/>
+              </w:rPr>
+              <w:t>90,000 /-</w:t>
+            </w:r>
           </w:p>
+        </w:tc>
+      </w:tr>
+      <w:tr>
+        <w:trPr>
+          <w:trHeight w:val="716"/>
+        </w:trPr>
+        <w:tc>
+          <w:tcPr>
+            <w:tcW w:w="6925" w:type="dxa"/>
+          </w:tcPr>
+          <w:p>
+            <w:pPr>
+              <w:rPr>
+                <w:rFonts w:cstheme="minorHAnsi"/>
+                <w:sz w:val="24"/>
+                <w:szCs w:val="24"/>
+              </w:rPr>
+            </w:pPr>
+          </w:p>
+          <w:p>
+            <w:pPr>
+              <w:pStyle w:val="ListParagraph"/>
+              <w:numPr>
+                <w:ilvl w:val="0"/>
+                <w:numId w:val="23"/>
+              </w:numPr>
+              <w:rPr>
+                <w:rFonts w:cstheme="minorHAnsi"/>
+                <w:sz w:val="24"/>
+                <w:szCs w:val="24"/>
+              </w:rPr>
+            </w:pPr>
+            <w:r>
+              <w:rPr>
+                <w:rFonts w:cstheme="minorHAnsi"/>
+                <w:sz w:val="24"/>
+                <w:szCs w:val="24"/>
+              </w:rPr>
+              <w:t>DJ Jockey &amp; Tech rider</w:t>
+            </w:r>
+            <w:r>
+              <w:rPr>
+                <w:rFonts w:cstheme="minorHAnsi"/>
+                <w:sz w:val="24"/>
+                <w:szCs w:val="24"/>
+              </w:rPr>
+              <w:t xml:space="preserve"> </w:t>
+            </w:r>
+            <w:r>
+              <w:rPr>
+                <w:rFonts w:cstheme="minorHAnsi"/>
+                <w:sz w:val="24"/>
+                <w:szCs w:val="24"/>
+              </w:rPr>
+              <w:t>[Sid]</w:t>
+            </w:r>
+          </w:p>
+        </w:tc>
+        <w:tc>
+          <w:tcPr>
+            <w:tcW w:w="2433" w:type="dxa"/>
+          </w:tcPr>
           <w:p>
             <w:pPr>
               <w:jc w:val="center"/>
@@ -1131,6 +995,79 @@
                 <w:szCs w:val="24"/>
               </w:rPr>
             </w:pPr>
+            <w:r>
+              <w:rPr>
+                <w:rFonts w:cstheme="minorHAnsi"/>
+                <w:sz w:val="24"/>
+                <w:szCs w:val="24"/>
+              </w:rPr>
+              <w:t>50,000 /-</w:t>
+            </w:r>
+          </w:p>
+        </w:tc>
+      </w:tr>
+      <w:tr>
+        <w:trPr>
+          <w:trHeight w:val="715"/>
+        </w:trPr>
+        <w:tc>
+          <w:tcPr>
+            <w:tcW w:w="6925" w:type="dxa"/>
+          </w:tcPr>
+          <w:p>
+            <w:pPr>
+              <w:rPr>
+                <w:rFonts w:cstheme="minorHAnsi"/>
+                <w:sz w:val="24"/>
+                <w:szCs w:val="24"/>
+              </w:rPr>
+            </w:pPr>
+          </w:p>
+          <w:p>
+            <w:pPr>
+              <w:pStyle w:val="ListParagraph"/>
+              <w:numPr>
+                <w:ilvl w:val="0"/>
+                <w:numId w:val="23"/>
+              </w:numPr>
+              <w:rPr>
+                <w:rFonts w:cstheme="minorHAnsi"/>
+                <w:sz w:val="24"/>
+                <w:szCs w:val="24"/>
+              </w:rPr>
+            </w:pPr>
+            <w:r>
+              <w:rPr>
+                <w:rFonts w:cstheme="minorHAnsi"/>
+                <w:sz w:val="24"/>
+                <w:szCs w:val="24"/>
+              </w:rPr>
+              <w:t>Bar On Wheels</w:t>
+            </w:r>
+          </w:p>
+          <w:p>
+            <w:pPr>
+              <w:rPr>
+                <w:rFonts w:cstheme="minorHAnsi"/>
+                <w:sz w:val="24"/>
+                <w:szCs w:val="24"/>
+              </w:rPr>
+            </w:pPr>
+          </w:p>
+        </w:tc>
+        <w:tc>
+          <w:tcPr>
+            <w:tcW w:w="2433" w:type="dxa"/>
+          </w:tcPr>
+          <w:p>
+            <w:pPr>
+              <w:jc w:val="center"/>
+              <w:rPr>
+                <w:rFonts w:cstheme="minorHAnsi"/>
+                <w:sz w:val="24"/>
+                <w:szCs w:val="24"/>
+              </w:rPr>
+            </w:pPr>
           </w:p>
           <w:p>
             <w:pPr>
@@ -1147,23 +1084,326 @@
                 <w:sz w:val="24"/>
                 <w:szCs w:val="24"/>
               </w:rPr>
-              <w:t>2,</w:t>
+              <w:t>40,000 /-</w:t>
             </w:r>
-            <w:r>
+          </w:p>
+        </w:tc>
+      </w:tr>
+      <w:tr>
+        <w:trPr>
+          <w:trHeight w:val="715"/>
+        </w:trPr>
+        <w:tc>
+          <w:tcPr>
+            <w:tcW w:w="6925" w:type="dxa"/>
+          </w:tcPr>
+          <w:p>
+            <w:pPr>
               <w:rPr>
                 <w:rFonts w:cstheme="minorHAnsi"/>
                 <w:sz w:val="24"/>
                 <w:szCs w:val="24"/>
               </w:rPr>
-              <w:t>5</w:t>
-            </w:r>
-            <w:r>
+            </w:pPr>
+          </w:p>
+          <w:p>
+            <w:pPr>
+              <w:pStyle w:val="ListParagraph"/>
+              <w:numPr>
+                <w:ilvl w:val="0"/>
+                <w:numId w:val="23"/>
+              </w:numPr>
               <w:rPr>
                 <w:rFonts w:cstheme="minorHAnsi"/>
                 <w:sz w:val="24"/>
                 <w:szCs w:val="24"/>
               </w:rPr>
-              <w:t>0,000 /-</w:t>
+            </w:pPr>
+            <w:r>
+              <w:rPr>
+                <w:rFonts w:cstheme="minorHAnsi"/>
+                <w:sz w:val="24"/>
+                <w:szCs w:val="24"/>
+              </w:rPr>
+              <w:t xml:space="preserve">10 </w:t>
+            </w:r>
+            <w:proofErr w:type="spellStart"/>
+            <w:r>
+              <w:rPr>
+                <w:rFonts w:cstheme="minorHAnsi"/>
+                <w:sz w:val="24"/>
+                <w:szCs w:val="24"/>
+              </w:rPr>
+              <w:t>Chattar</w:t>
+            </w:r>
+            <w:proofErr w:type="spellEnd"/>
+            <w:r>
+              <w:rPr>
+                <w:rFonts w:cstheme="minorHAnsi"/>
+                <w:sz w:val="24"/>
+                <w:szCs w:val="24"/>
+              </w:rPr>
+              <w:t xml:space="preserve"> Boys</w:t>
+            </w:r>
+          </w:p>
+          <w:p>
+            <w:pPr>
+              <w:rPr>
+                <w:rFonts w:cstheme="minorHAnsi"/>
+                <w:sz w:val="24"/>
+                <w:szCs w:val="24"/>
+              </w:rPr>
+            </w:pPr>
+          </w:p>
+        </w:tc>
+        <w:tc>
+          <w:tcPr>
+            <w:tcW w:w="2433" w:type="dxa"/>
+          </w:tcPr>
+          <w:p>
+            <w:pPr>
+              <w:jc w:val="center"/>
+              <w:rPr>
+                <w:rFonts w:cstheme="minorHAnsi"/>
+                <w:sz w:val="24"/>
+                <w:szCs w:val="24"/>
+              </w:rPr>
+            </w:pPr>
+          </w:p>
+          <w:p>
+            <w:pPr>
+              <w:jc w:val="center"/>
+              <w:rPr>
+                <w:rFonts w:cstheme="minorHAnsi"/>
+                <w:sz w:val="24"/>
+                <w:szCs w:val="24"/>
+              </w:rPr>
+            </w:pPr>
+            <w:r>
+              <w:rPr>
+                <w:rFonts w:cstheme="minorHAnsi"/>
+                <w:sz w:val="24"/>
+                <w:szCs w:val="24"/>
+              </w:rPr>
+              <w:t>25,000 /-</w:t>
+            </w:r>
+          </w:p>
+        </w:tc>
+      </w:tr>
+      <w:tr>
+        <w:trPr>
+          <w:trHeight w:val="715"/>
+        </w:trPr>
+        <w:tc>
+          <w:tcPr>
+            <w:tcW w:w="6925" w:type="dxa"/>
+          </w:tcPr>
+          <w:p>
+            <w:pPr>
+              <w:rPr>
+                <w:rFonts w:cstheme="minorHAnsi"/>
+                <w:sz w:val="24"/>
+                <w:szCs w:val="24"/>
+              </w:rPr>
+            </w:pPr>
+          </w:p>
+          <w:p>
+            <w:pPr>
+              <w:pStyle w:val="ListParagraph"/>
+              <w:numPr>
+                <w:ilvl w:val="0"/>
+                <w:numId w:val="23"/>
+              </w:numPr>
+              <w:rPr>
+                <w:rFonts w:cstheme="minorHAnsi"/>
+                <w:sz w:val="24"/>
+                <w:szCs w:val="24"/>
+              </w:rPr>
+            </w:pPr>
+            <w:r>
+              <w:rPr>
+                <w:rFonts w:cstheme="minorHAnsi"/>
+                <w:sz w:val="24"/>
+                <w:szCs w:val="24"/>
+              </w:rPr>
+              <w:t>Vintage</w:t>
+            </w:r>
+            <w:r>
+              <w:rPr>
+                <w:rFonts w:cstheme="minorHAnsi"/>
+                <w:sz w:val="24"/>
+                <w:szCs w:val="24"/>
+              </w:rPr>
+              <w:t xml:space="preserve"> Car</w:t>
+            </w:r>
+            <w:r>
+              <w:rPr>
+                <w:rFonts w:cstheme="minorHAnsi"/>
+                <w:sz w:val="24"/>
+                <w:szCs w:val="24"/>
+              </w:rPr>
+              <w:t xml:space="preserve"> </w:t>
+            </w:r>
+            <w:proofErr w:type="gramStart"/>
+            <w:r>
+              <w:rPr>
+                <w:rFonts w:cstheme="minorHAnsi"/>
+                <w:sz w:val="24"/>
+                <w:szCs w:val="24"/>
+              </w:rPr>
+              <w:t>With</w:t>
+            </w:r>
+            <w:proofErr w:type="gramEnd"/>
+            <w:r>
+              <w:rPr>
+                <w:rFonts w:cstheme="minorHAnsi"/>
+                <w:sz w:val="24"/>
+                <w:szCs w:val="24"/>
+              </w:rPr>
+              <w:t xml:space="preserve"> Umbrella for Groom</w:t>
+            </w:r>
+          </w:p>
+          <w:p>
+            <w:pPr>
+              <w:rPr>
+                <w:rFonts w:cstheme="minorHAnsi"/>
+                <w:sz w:val="24"/>
+                <w:szCs w:val="24"/>
+              </w:rPr>
+            </w:pPr>
+          </w:p>
+        </w:tc>
+        <w:tc>
+          <w:tcPr>
+            <w:tcW w:w="2433" w:type="dxa"/>
+          </w:tcPr>
+          <w:p>
+            <w:pPr>
+              <w:jc w:val="center"/>
+              <w:rPr>
+                <w:rFonts w:cstheme="minorHAnsi"/>
+                <w:sz w:val="24"/>
+                <w:szCs w:val="24"/>
+              </w:rPr>
+            </w:pPr>
+          </w:p>
+          <w:p>
+            <w:pPr>
+              <w:jc w:val="center"/>
+              <w:rPr>
+                <w:rFonts w:cstheme="minorHAnsi"/>
+                <w:sz w:val="24"/>
+                <w:szCs w:val="24"/>
+              </w:rPr>
+            </w:pPr>
+            <w:r>
+              <w:rPr>
+                <w:rFonts w:cstheme="minorHAnsi"/>
+                <w:sz w:val="24"/>
+                <w:szCs w:val="24"/>
+              </w:rPr>
+              <w:t>35,000 /-</w:t>
+            </w:r>
+          </w:p>
+        </w:tc>
+      </w:tr>
+      <w:tr>
+        <w:trPr>
+          <w:trHeight w:val="715"/>
+        </w:trPr>
+        <w:tc>
+          <w:tcPr>
+            <w:tcW w:w="6925" w:type="dxa"/>
+          </w:tcPr>
+          <w:p>
+            <w:pPr>
+              <w:rPr>
+                <w:rFonts w:cstheme="minorHAnsi"/>
+                <w:sz w:val="24"/>
+                <w:szCs w:val="24"/>
+              </w:rPr>
+            </w:pPr>
+          </w:p>
+          <w:p>
+            <w:pPr>
+              <w:pStyle w:val="ListParagraph"/>
+              <w:numPr>
+                <w:ilvl w:val="0"/>
+                <w:numId w:val="23"/>
+              </w:numPr>
+              <w:rPr>
+                <w:rFonts w:cstheme="minorHAnsi"/>
+                <w:sz w:val="24"/>
+                <w:szCs w:val="24"/>
+              </w:rPr>
+            </w:pPr>
+            <w:r>
+              <w:rPr>
+                <w:rFonts w:cstheme="minorHAnsi"/>
+                <w:sz w:val="24"/>
+                <w:szCs w:val="24"/>
+              </w:rPr>
+              <w:t xml:space="preserve">Professional </w:t>
+            </w:r>
+            <w:proofErr w:type="spellStart"/>
+            <w:r>
+              <w:rPr>
+                <w:rFonts w:cstheme="minorHAnsi"/>
+                <w:sz w:val="24"/>
+                <w:szCs w:val="24"/>
+              </w:rPr>
+              <w:t>Dholies</w:t>
+            </w:r>
+            <w:proofErr w:type="spellEnd"/>
+            <w:r>
+              <w:rPr>
+                <w:rFonts w:cstheme="minorHAnsi"/>
+                <w:sz w:val="24"/>
+                <w:szCs w:val="24"/>
+              </w:rPr>
+              <w:t xml:space="preserve"> Team (4)</w:t>
+            </w:r>
+          </w:p>
+          <w:p>
+            <w:pPr>
+              <w:rPr>
+                <w:rFonts w:cstheme="minorHAnsi"/>
+                <w:sz w:val="24"/>
+                <w:szCs w:val="24"/>
+              </w:rPr>
+            </w:pPr>
+          </w:p>
+        </w:tc>
+        <w:tc>
+          <w:tcPr>
+            <w:tcW w:w="2433" w:type="dxa"/>
+          </w:tcPr>
+          <w:p>
+            <w:pPr>
+              <w:jc w:val="center"/>
+              <w:rPr>
+                <w:rFonts w:cstheme="minorHAnsi"/>
+                <w:sz w:val="24"/>
+                <w:szCs w:val="24"/>
+              </w:rPr>
+            </w:pPr>
+          </w:p>
+          <w:p>
+            <w:pPr>
+              <w:jc w:val="center"/>
+              <w:rPr>
+                <w:rFonts w:cstheme="minorHAnsi"/>
+                <w:sz w:val="24"/>
+                <w:szCs w:val="24"/>
+              </w:rPr>
+            </w:pPr>
+            <w:r>
+              <w:rPr>
+                <w:rFonts w:cstheme="minorHAnsi"/>
+                <w:sz w:val="24"/>
+                <w:szCs w:val="24"/>
+              </w:rPr>
+              <w:t>10,000 /-</w:t>
             </w:r>
           </w:p>
         </w:tc>
@@ -1203,29 +1443,7 @@
                 <w:sz w:val="24"/>
                 <w:szCs w:val="24"/>
               </w:rPr>
-              <w:t>TOTAL (</w:t>
-            </w:r>
-            <w:r>
-              <w:rPr>
-                <w:rFonts w:cstheme="minorHAnsi"/>
-                <w:b/>
-                <w:bCs/>
-                <w:color w:val="C45911" w:themeColor="accent2" w:themeShade="BF"/>
-                <w:sz w:val="24"/>
-                <w:szCs w:val="24"/>
-              </w:rPr>
-              <w:t>F</w:t>
-            </w:r>
-            <w:r>
-              <w:rPr>
-                <w:rFonts w:cstheme="minorHAnsi"/>
-                <w:b/>
-                <w:bCs/>
-                <w:color w:val="C45911" w:themeColor="accent2" w:themeShade="BF"/>
-                <w:sz w:val="24"/>
-                <w:szCs w:val="24"/>
-              </w:rPr>
-              <w:t>)</w:t>
+              <w:t>TOTAL</w:t>
             </w:r>
           </w:p>
         </w:tc>

--- a/Quotations/Kavita Goswami 20_22_Feb_2026 Barat/Quotation With Barat.docx
+++ b/Quotations/Kavita Goswami 20_22_Feb_2026 Barat/Quotation With Barat.docx
@@ -1518,6 +1518,96 @@
           <w:szCs w:val="28"/>
         </w:rPr>
       </w:pPr>
+    </w:p>
+    <w:p>
+      <w:pPr>
+        <w:rPr>
+          <w:rFonts w:ascii="Abadi" w:eastAsiaTheme="majorEastAsia" w:hAnsi="Abadi" w:cstheme="majorBidi"/>
+          <w:b/>
+          <w:bCs/>
+          <w:color w:val="385623" w:themeColor="accent6" w:themeShade="80"/>
+          <w:sz w:val="28"/>
+          <w:szCs w:val="28"/>
+        </w:rPr>
+      </w:pPr>
+      <w:proofErr w:type="gramStart"/>
+      <w:r>
+        <w:rPr>
+          <w:rFonts w:ascii="Abadi" w:eastAsiaTheme="majorEastAsia" w:hAnsi="Abadi" w:cstheme="majorBidi"/>
+          <w:b/>
+          <w:bCs/>
+          <w:color w:val="385623" w:themeColor="accent6" w:themeShade="80"/>
+          <w:sz w:val="28"/>
+          <w:szCs w:val="28"/>
+          <w:highlight w:val="yellow"/>
+        </w:rPr>
+        <w:t>NOTE :</w:t>
+      </w:r>
+      <w:proofErr w:type="gramEnd"/>
+      <w:r>
+        <w:rPr>
+          <w:rFonts w:ascii="Abadi" w:eastAsiaTheme="majorEastAsia" w:hAnsi="Abadi" w:cstheme="majorBidi"/>
+          <w:b/>
+          <w:bCs/>
+          <w:color w:val="385623" w:themeColor="accent6" w:themeShade="80"/>
+          <w:sz w:val="28"/>
+          <w:szCs w:val="28"/>
+          <w:highlight w:val="yellow"/>
+        </w:rPr>
+        <w:t xml:space="preserve"> Ghori </w:t>
+      </w:r>
+      <w:proofErr w:type="gramStart"/>
+      <w:r>
+        <w:rPr>
+          <w:rFonts w:ascii="Abadi" w:eastAsiaTheme="majorEastAsia" w:hAnsi="Abadi" w:cstheme="majorBidi"/>
+          <w:b/>
+          <w:bCs/>
+          <w:color w:val="385623" w:themeColor="accent6" w:themeShade="80"/>
+          <w:sz w:val="28"/>
+          <w:szCs w:val="28"/>
+          <w:highlight w:val="yellow"/>
+        </w:rPr>
+        <w:t>For</w:t>
+      </w:r>
+      <w:proofErr w:type="gramEnd"/>
+      <w:r>
+        <w:rPr>
+          <w:rFonts w:ascii="Abadi" w:eastAsiaTheme="majorEastAsia" w:hAnsi="Abadi" w:cstheme="majorBidi"/>
+          <w:b/>
+          <w:bCs/>
+          <w:color w:val="385623" w:themeColor="accent6" w:themeShade="80"/>
+          <w:sz w:val="28"/>
+          <w:szCs w:val="28"/>
+          <w:highlight w:val="yellow"/>
+        </w:rPr>
+        <w:t xml:space="preserve"> Ritual &amp; </w:t>
+      </w:r>
+      <w:proofErr w:type="spellStart"/>
+      <w:r>
+        <w:rPr>
+          <w:rFonts w:ascii="Abadi" w:eastAsiaTheme="majorEastAsia" w:hAnsi="Abadi" w:cstheme="majorBidi"/>
+          <w:b/>
+          <w:bCs/>
+          <w:color w:val="385623" w:themeColor="accent6" w:themeShade="80"/>
+          <w:sz w:val="28"/>
+          <w:szCs w:val="28"/>
+          <w:highlight w:val="yellow"/>
+        </w:rPr>
+        <w:t>Pagdi</w:t>
+      </w:r>
+      <w:proofErr w:type="spellEnd"/>
+      <w:r>
+        <w:rPr>
+          <w:rFonts w:ascii="Abadi" w:eastAsiaTheme="majorEastAsia" w:hAnsi="Abadi" w:cstheme="majorBidi"/>
+          <w:b/>
+          <w:bCs/>
+          <w:color w:val="385623" w:themeColor="accent6" w:themeShade="80"/>
+          <w:sz w:val="28"/>
+          <w:szCs w:val="28"/>
+          <w:highlight w:val="yellow"/>
+        </w:rPr>
+        <w:t xml:space="preserve"> for (40 Person)</w:t>
+      </w:r>
     </w:p>
     <w:sectPr>
       <w:headerReference w:type="default" r:id="rId8"/>

--- a/Quotations/Kavita Goswami 20_22_Feb_2026 Barat/Quotation With Barat.docx
+++ b/Quotations/Kavita Goswami 20_22_Feb_2026 Barat/Quotation With Barat.docx
@@ -218,8 +218,54 @@
                   <w14:round/>
                 </w14:textOutline>
               </w:rPr>
-              <w:t xml:space="preserve"> Kavita</w:t>
+              <w:t xml:space="preserve"> </w:t>
             </w:r>
+            <w:proofErr w:type="spellStart"/>
+            <w:r>
+              <w:rPr>
+                <w:rStyle w:val="IntenseEmphasis"/>
+                <w:rFonts w:asciiTheme="minorHAnsi" w:hAnsiTheme="minorHAnsi" w:cstheme="minorHAnsi"/>
+                <w:i w:val="0"/>
+                <w:iCs w:val="0"/>
+                <w:color w:val="000000" w:themeColor="text1"/>
+                <w:sz w:val="28"/>
+                <w:szCs w:val="28"/>
+                <w14:shadow w14:blurRad="38100" w14:dist="19050" w14:dir="2700000" w14:sx="100000" w14:sy="100000" w14:kx="0" w14:ky="0" w14:algn="tl">
+                  <w14:schemeClr w14:val="dk1">
+                    <w14:alpha w14:val="60000"/>
+                  </w14:schemeClr>
+                </w14:shadow>
+                <w14:textOutline w14:w="0" w14:cap="flat" w14:cmpd="sng" w14:algn="ctr">
+                  <w14:noFill/>
+                  <w14:prstDash w14:val="solid"/>
+                  <w14:round/>
+                </w14:textOutline>
+              </w:rPr>
+              <w:t>B</w:t>
+            </w:r>
+            <w:r>
+              <w:rPr>
+                <w:rStyle w:val="IntenseEmphasis"/>
+                <w:rFonts w:asciiTheme="minorHAnsi" w:hAnsiTheme="minorHAnsi" w:cstheme="minorHAnsi"/>
+                <w:i w:val="0"/>
+                <w:iCs w:val="0"/>
+                <w:color w:val="000000" w:themeColor="text1"/>
+                <w:sz w:val="28"/>
+                <w:szCs w:val="28"/>
+                <w14:shadow w14:blurRad="38100" w14:dist="19050" w14:dir="2700000" w14:sx="100000" w14:sy="100000" w14:kx="0" w14:ky="0" w14:algn="tl">
+                  <w14:schemeClr w14:val="dk1">
+                    <w14:alpha w14:val="60000"/>
+                  </w14:schemeClr>
+                </w14:shadow>
+                <w14:textOutline w14:w="0" w14:cap="flat" w14:cmpd="sng" w14:algn="ctr">
+                  <w14:noFill/>
+                  <w14:prstDash w14:val="solid"/>
+                  <w14:round/>
+                </w14:textOutline>
+              </w:rPr>
+              <w:t>hirani</w:t>
+            </w:r>
+            <w:proofErr w:type="spellEnd"/>
           </w:p>
         </w:tc>
       </w:tr>

--- a/Quotations/Kavita Goswami 20_22_Feb_2026 Barat/Quotation With Barat.docx
+++ b/Quotations/Kavita Goswami 20_22_Feb_2026 Barat/Quotation With Barat.docx
@@ -1600,7 +1600,31 @@
           <w:szCs w:val="28"/>
           <w:highlight w:val="yellow"/>
         </w:rPr>
-        <w:t xml:space="preserve"> Ghori </w:t>
+        <w:t xml:space="preserve"> </w:t>
+      </w:r>
+      <w:r>
+        <w:rPr>
+          <w:rFonts w:ascii="Abadi" w:eastAsiaTheme="majorEastAsia" w:hAnsi="Abadi" w:cstheme="majorBidi"/>
+          <w:b/>
+          <w:bCs/>
+          <w:color w:val="385623" w:themeColor="accent6" w:themeShade="80"/>
+          <w:sz w:val="28"/>
+          <w:szCs w:val="28"/>
+          <w:highlight w:val="yellow"/>
+        </w:rPr>
+        <w:t xml:space="preserve">Included </w:t>
+      </w:r>
+      <w:r>
+        <w:rPr>
+          <w:rFonts w:ascii="Abadi" w:eastAsiaTheme="majorEastAsia" w:hAnsi="Abadi" w:cstheme="majorBidi"/>
+          <w:b/>
+          <w:bCs/>
+          <w:color w:val="385623" w:themeColor="accent6" w:themeShade="80"/>
+          <w:sz w:val="28"/>
+          <w:szCs w:val="28"/>
+          <w:highlight w:val="yellow"/>
+        </w:rPr>
+        <w:t xml:space="preserve">Ghori </w:t>
       </w:r>
       <w:proofErr w:type="gramStart"/>
       <w:r>

--- a/Quotations/Kavita Goswami 20_22_Feb_2026 Barat/Quotation With Barat.docx
+++ b/Quotations/Kavita Goswami 20_22_Feb_2026 Barat/Quotation With Barat.docx
@@ -220,7 +220,6 @@
               </w:rPr>
               <w:t xml:space="preserve"> </w:t>
             </w:r>
-            <w:proofErr w:type="spellStart"/>
             <w:r>
               <w:rPr>
                 <w:rStyle w:val="IntenseEmphasis"/>
@@ -265,7 +264,6 @@
               </w:rPr>
               <w:t>hirani</w:t>
             </w:r>
-            <w:proofErr w:type="spellEnd"/>
           </w:p>
         </w:tc>
       </w:tr>
@@ -1171,25 +1169,7 @@
                 <w:sz w:val="24"/>
                 <w:szCs w:val="24"/>
               </w:rPr>
-              <w:t xml:space="preserve">10 </w:t>
-            </w:r>
-            <w:proofErr w:type="spellStart"/>
-            <w:r>
-              <w:rPr>
-                <w:rFonts w:cstheme="minorHAnsi"/>
-                <w:sz w:val="24"/>
-                <w:szCs w:val="24"/>
-              </w:rPr>
-              <w:t>Chattar</w:t>
-            </w:r>
-            <w:proofErr w:type="spellEnd"/>
-            <w:r>
-              <w:rPr>
-                <w:rFonts w:cstheme="minorHAnsi"/>
-                <w:sz w:val="24"/>
-                <w:szCs w:val="24"/>
-              </w:rPr>
-              <w:t xml:space="preserve"> Boys</w:t>
+              <w:t>10 Chattar Boys</w:t>
             </w:r>
           </w:p>
           <w:p>
@@ -1288,25 +1268,7 @@
                 <w:sz w:val="24"/>
                 <w:szCs w:val="24"/>
               </w:rPr>
-              <w:t xml:space="preserve"> </w:t>
-            </w:r>
-            <w:proofErr w:type="gramStart"/>
-            <w:r>
-              <w:rPr>
-                <w:rFonts w:cstheme="minorHAnsi"/>
-                <w:sz w:val="24"/>
-                <w:szCs w:val="24"/>
-              </w:rPr>
-              <w:t>With</w:t>
-            </w:r>
-            <w:proofErr w:type="gramEnd"/>
-            <w:r>
-              <w:rPr>
-                <w:rFonts w:cstheme="minorHAnsi"/>
-                <w:sz w:val="24"/>
-                <w:szCs w:val="24"/>
-              </w:rPr>
-              <w:t xml:space="preserve"> Umbrella for Groom</w:t>
+              <w:t xml:space="preserve"> With Umbrella for Groom</w:t>
             </w:r>
           </w:p>
           <w:p>
@@ -1389,25 +1351,7 @@
                 <w:sz w:val="24"/>
                 <w:szCs w:val="24"/>
               </w:rPr>
-              <w:t xml:space="preserve">Professional </w:t>
-            </w:r>
-            <w:proofErr w:type="spellStart"/>
-            <w:r>
-              <w:rPr>
-                <w:rFonts w:cstheme="minorHAnsi"/>
-                <w:sz w:val="24"/>
-                <w:szCs w:val="24"/>
-              </w:rPr>
-              <w:t>Dholies</w:t>
-            </w:r>
-            <w:proofErr w:type="spellEnd"/>
-            <w:r>
-              <w:rPr>
-                <w:rFonts w:cstheme="minorHAnsi"/>
-                <w:sz w:val="24"/>
-                <w:szCs w:val="24"/>
-              </w:rPr>
-              <w:t xml:space="preserve"> Team (4)</w:t>
+              <w:t>Professional Dholies Team (4)</w:t>
             </w:r>
           </w:p>
           <w:p>
@@ -1536,7 +1480,7 @@
                 <w:sz w:val="24"/>
                 <w:szCs w:val="24"/>
               </w:rPr>
-              <w:t>5</w:t>
+              <w:t>3</w:t>
             </w:r>
             <w:r>
               <w:rPr>
@@ -1576,7 +1520,6 @@
           <w:szCs w:val="28"/>
         </w:rPr>
       </w:pPr>
-      <w:proofErr w:type="gramStart"/>
       <w:r>
         <w:rPr>
           <w:rFonts w:ascii="Abadi" w:eastAsiaTheme="majorEastAsia" w:hAnsi="Abadi" w:cstheme="majorBidi"/>
@@ -1587,20 +1530,7 @@
           <w:szCs w:val="28"/>
           <w:highlight w:val="yellow"/>
         </w:rPr>
-        <w:t>NOTE :</w:t>
-      </w:r>
-      <w:proofErr w:type="gramEnd"/>
-      <w:r>
-        <w:rPr>
-          <w:rFonts w:ascii="Abadi" w:eastAsiaTheme="majorEastAsia" w:hAnsi="Abadi" w:cstheme="majorBidi"/>
-          <w:b/>
-          <w:bCs/>
-          <w:color w:val="385623" w:themeColor="accent6" w:themeShade="80"/>
-          <w:sz w:val="28"/>
-          <w:szCs w:val="28"/>
-          <w:highlight w:val="yellow"/>
-        </w:rPr>
-        <w:t xml:space="preserve"> </w:t>
+        <w:t xml:space="preserve">NOTE : </w:t>
       </w:r>
       <w:r>
         <w:rPr>
@@ -1624,59 +1554,7 @@
           <w:szCs w:val="28"/>
           <w:highlight w:val="yellow"/>
         </w:rPr>
-        <w:t xml:space="preserve">Ghori </w:t>
-      </w:r>
-      <w:proofErr w:type="gramStart"/>
-      <w:r>
-        <w:rPr>
-          <w:rFonts w:ascii="Abadi" w:eastAsiaTheme="majorEastAsia" w:hAnsi="Abadi" w:cstheme="majorBidi"/>
-          <w:b/>
-          <w:bCs/>
-          <w:color w:val="385623" w:themeColor="accent6" w:themeShade="80"/>
-          <w:sz w:val="28"/>
-          <w:szCs w:val="28"/>
-          <w:highlight w:val="yellow"/>
-        </w:rPr>
-        <w:t>For</w:t>
-      </w:r>
-      <w:proofErr w:type="gramEnd"/>
-      <w:r>
-        <w:rPr>
-          <w:rFonts w:ascii="Abadi" w:eastAsiaTheme="majorEastAsia" w:hAnsi="Abadi" w:cstheme="majorBidi"/>
-          <w:b/>
-          <w:bCs/>
-          <w:color w:val="385623" w:themeColor="accent6" w:themeShade="80"/>
-          <w:sz w:val="28"/>
-          <w:szCs w:val="28"/>
-          <w:highlight w:val="yellow"/>
-        </w:rPr>
-        <w:t xml:space="preserve"> Ritual &amp; </w:t>
-      </w:r>
-      <w:proofErr w:type="spellStart"/>
-      <w:r>
-        <w:rPr>
-          <w:rFonts w:ascii="Abadi" w:eastAsiaTheme="majorEastAsia" w:hAnsi="Abadi" w:cstheme="majorBidi"/>
-          <w:b/>
-          <w:bCs/>
-          <w:color w:val="385623" w:themeColor="accent6" w:themeShade="80"/>
-          <w:sz w:val="28"/>
-          <w:szCs w:val="28"/>
-          <w:highlight w:val="yellow"/>
-        </w:rPr>
-        <w:t>Pagdi</w:t>
-      </w:r>
-      <w:proofErr w:type="spellEnd"/>
-      <w:r>
-        <w:rPr>
-          <w:rFonts w:ascii="Abadi" w:eastAsiaTheme="majorEastAsia" w:hAnsi="Abadi" w:cstheme="majorBidi"/>
-          <w:b/>
-          <w:bCs/>
-          <w:color w:val="385623" w:themeColor="accent6" w:themeShade="80"/>
-          <w:sz w:val="28"/>
-          <w:szCs w:val="28"/>
-          <w:highlight w:val="yellow"/>
-        </w:rPr>
-        <w:t xml:space="preserve"> for (40 Person)</w:t>
+        <w:t>Ghori For Ritual &amp; Pagdi for (40 Person)</w:t>
       </w:r>
     </w:p>
     <w:sectPr>

--- a/Quotations/Kavita Goswami 20_22_Feb_2026 Barat/Quotation With Barat.docx
+++ b/Quotations/Kavita Goswami 20_22_Feb_2026 Barat/Quotation With Barat.docx
@@ -744,7 +744,49 @@
                   <w14:round/>
                 </w14:textOutline>
               </w:rPr>
-              <w:t>Time       11:00 AM</w:t>
+              <w:t xml:space="preserve">Time       </w:t>
+            </w:r>
+            <w:r>
+              <w:rPr>
+                <w:rFonts w:ascii="Abadi" w:eastAsiaTheme="majorEastAsia" w:hAnsi="Abadi" w:cs="ADLaM Display"/>
+                <w:bCs/>
+                <w:smallCaps/>
+                <w:color w:val="2F5496" w:themeColor="accent1" w:themeShade="BF"/>
+                <w:sz w:val="36"/>
+                <w:szCs w:val="36"/>
+                <w14:shadow w14:blurRad="38100" w14:dist="19050" w14:dir="2700000" w14:sx="100000" w14:sy="100000" w14:kx="0" w14:ky="0" w14:algn="tl">
+                  <w14:schemeClr w14:val="dk1">
+                    <w14:alpha w14:val="60000"/>
+                  </w14:schemeClr>
+                </w14:shadow>
+                <w14:textOutline w14:w="0" w14:cap="flat" w14:cmpd="sng" w14:algn="ctr">
+                  <w14:noFill/>
+                  <w14:prstDash w14:val="solid"/>
+                  <w14:round/>
+                </w14:textOutline>
+              </w:rPr>
+              <w:t>09</w:t>
+            </w:r>
+            <w:r>
+              <w:rPr>
+                <w:rFonts w:ascii="Abadi" w:eastAsiaTheme="majorEastAsia" w:hAnsi="Abadi" w:cs="ADLaM Display"/>
+                <w:bCs/>
+                <w:smallCaps/>
+                <w:color w:val="2F5496" w:themeColor="accent1" w:themeShade="BF"/>
+                <w:sz w:val="36"/>
+                <w:szCs w:val="36"/>
+                <w14:shadow w14:blurRad="38100" w14:dist="19050" w14:dir="2700000" w14:sx="100000" w14:sy="100000" w14:kx="0" w14:ky="0" w14:algn="tl">
+                  <w14:schemeClr w14:val="dk1">
+                    <w14:alpha w14:val="60000"/>
+                  </w14:schemeClr>
+                </w14:shadow>
+                <w14:textOutline w14:w="0" w14:cap="flat" w14:cmpd="sng" w14:algn="ctr">
+                  <w14:noFill/>
+                  <w14:prstDash w14:val="solid"/>
+                  <w14:round/>
+                </w14:textOutline>
+              </w:rPr>
+              <w:t>:00 AM</w:t>
             </w:r>
           </w:p>
           <w:p>
